--- a/document/view.docx
+++ b/document/view.docx
@@ -214,13 +214,13 @@
             <w:pPr>
               <w:rPr>
                 <w:color w:val="FF0000"/>
-                <w:lang w:val="en-US"/>
-              </w:rPr>
-            </w:pPr>
-            <w:r>
-              <w:rPr>
-                <w:color w:val="FF0000"/>
-                <w:lang w:val="en-US"/>
+                <w:lang w:val="fr-FR"/>
+              </w:rPr>
+            </w:pPr>
+            <w:r>
+              <w:rPr>
+                <w:color w:val="FF0000"/>
+                <w:lang w:val="fr-FR"/>
               </w:rPr>
               <w:t>Tên nhân viên</w:t>
             </w:r>
@@ -229,177 +229,29 @@
             <w:pPr>
               <w:rPr>
                 <w:color w:val="FF0000"/>
-                <w:lang w:val="en-US"/>
-              </w:rPr>
-            </w:pPr>
-          </w:p>
-          <w:p>
-            <w:pPr>
-              <w:rPr>
-                <w:color w:val="FF0000"/>
-                <w:lang w:val="en-US"/>
-              </w:rPr>
-            </w:pPr>
-            <w:r>
-              <w:rPr>
-                <w:lang w:val="en-US"/>
+                <w:lang w:val="fr-FR"/>
+              </w:rPr>
+            </w:pPr>
+          </w:p>
+          <w:p>
+            <w:pPr>
+              <w:rPr>
+                <w:lang w:val="fr-FR"/>
+              </w:rPr>
+            </w:pPr>
+            <w:r>
+              <w:rPr>
+                <w:lang w:val="fr-FR"/>
               </w:rPr>
               <w:t xml:space="preserve"> </w:t>
             </w:r>
             <w:r>
               <w:rPr>
                 <w:color w:val="FF0000"/>
-                <w:lang w:val="en-US"/>
+                <w:lang w:val="fr-FR"/>
               </w:rPr>
               <w:t>4 thuộc tính cuối có thể null</w:t>
             </w:r>
-          </w:p>
-          <w:p>
-            <w:pPr>
-              <w:rPr>
-                <w:color w:val="FF0000"/>
-                <w:lang w:val="en-US"/>
-              </w:rPr>
-            </w:pPr>
-          </w:p>
-          <w:p>
-            <w:pPr>
-              <w:rPr>
-                <w:color w:val="FF0000"/>
-                <w:lang w:val="en-US"/>
-              </w:rPr>
-            </w:pPr>
-            <w:r>
-              <w:rPr>
-                <w:color w:val="FF0000"/>
-                <w:lang w:val="en-US"/>
-              </w:rPr>
-              <w:t xml:space="preserve">Bô rsung thêm 2 thuộc tính số điện thoại nhân viên </w:t>
-            </w:r>
-          </w:p>
-          <w:p>
-            <w:pPr>
-              <w:rPr>
-                <w:lang w:val="en-US"/>
-              </w:rPr>
-            </w:pPr>
-          </w:p>
-          <w:p>
-            <w:r>
-              <w:t>ALTER VIEW [dbo].[Dgv_DanhSachDonHang] AS</w:t>
-            </w:r>
-          </w:p>
-          <w:p>
-            <w:r>
-              <w:t xml:space="preserve">SELECT </w:t>
-            </w:r>
-          </w:p>
-          <w:p>
-            <w:r>
-              <w:t xml:space="preserve">    db.Ma_don_ban AS [Mã đơn bán],</w:t>
-            </w:r>
-          </w:p>
-          <w:p>
-            <w:r>
-              <w:t xml:space="preserve">    db.Ngay_tao_don AS [Ngày tạo đơn],</w:t>
-            </w:r>
-          </w:p>
-          <w:p>
-            <w:r>
-              <w:t xml:space="preserve">    db.So_tien_tra AS [Số tiền khách đã trả],</w:t>
-            </w:r>
-          </w:p>
-          <w:p>
-            <w:r>
-              <w:t xml:space="preserve">    db.SL_dien_thoai AS [Số lượng điện thoại],</w:t>
-            </w:r>
-          </w:p>
-          <w:p>
-            <w:r>
-              <w:t xml:space="preserve">    db.Tri_gia AS [Trị giá],</w:t>
-            </w:r>
-          </w:p>
-          <w:p>
-            <w:r>
-              <w:t xml:space="preserve">    db.Trang_thai AS [Trạng thái],</w:t>
-            </w:r>
-          </w:p>
-          <w:p>
-            <w:r>
-              <w:t xml:space="preserve">    kh.Ma_khach_hang AS [Mã khách hàng],</w:t>
-            </w:r>
-          </w:p>
-          <w:p>
-            <w:r>
-              <w:t xml:space="preserve">    kh.SDT AS [Số điện thoại khách hàng],</w:t>
-            </w:r>
-          </w:p>
-          <w:p>
-            <w:r>
-              <w:t xml:space="preserve">    kh.Ten_khach_hang AS [Tên khách hàng],</w:t>
-            </w:r>
-          </w:p>
-          <w:p>
-            <w:r>
-              <w:t xml:space="preserve">    km.Ma_khuyen_mai AS [Mã khuyến mãi],</w:t>
-            </w:r>
-          </w:p>
-          <w:p>
-            <w:r>
-              <w:t xml:space="preserve">    km.Chiet_khau AS [Chiết khấu],</w:t>
-            </w:r>
-          </w:p>
-          <w:p>
-            <w:r>
-              <w:t xml:space="preserve">    nv.Ma_nhan_vien AS [Mã nhân viên],</w:t>
-            </w:r>
-          </w:p>
-          <w:p>
-            <w:r>
-              <w:t xml:space="preserve">    nv.Ten_nhan_vien AS [Tên nhân viên],</w:t>
-            </w:r>
-          </w:p>
-          <w:p>
-            <w:r>
-              <w:t xml:space="preserve">    nv.SDT AS [Số điện thoại nhân viên]  -- Bổ sung số điện thoại nhân viên</w:t>
-            </w:r>
-          </w:p>
-          <w:p>
-            <w:r>
-              <w:t xml:space="preserve">FROM </w:t>
-            </w:r>
-          </w:p>
-          <w:p>
-            <w:r>
-              <w:t xml:space="preserve">    DON_BAN db</w:t>
-            </w:r>
-          </w:p>
-          <w:p>
-            <w:r>
-              <w:t xml:space="preserve">    LEFT JOIN KHACH_HANG kh ON db.Ma_khach_hang = kh.Ma_khach_hang</w:t>
-            </w:r>
-          </w:p>
-          <w:p>
-            <w:r>
-              <w:t xml:space="preserve">    LEFT JOIN KHUYEN_MAI km ON db.Ma_khuyen_mai = km.Ma_khuyen_mai</w:t>
-            </w:r>
-          </w:p>
-          <w:p>
-            <w:r>
-              <w:t xml:space="preserve">    LEFT JOIN NHAN_VIEN nv ON db.Ma_nhan_vien = nv.Ma_nhan_vien;</w:t>
-            </w:r>
-          </w:p>
-          <w:p>
-            <w:r>
-              <w:t>GO</w:t>
-            </w:r>
-          </w:p>
-          <w:p>
-            <w:pPr>
-              <w:rPr>
-                <w:lang w:val="en-US"/>
-              </w:rPr>
-            </w:pPr>
           </w:p>
         </w:tc>
       </w:tr>
@@ -418,7 +270,6 @@
               <w:rPr>
                 <w:lang w:val="en-US"/>
               </w:rPr>
-              <w:lastRenderedPageBreak/>
               <w:t>Dgv_ChiTietDonHang</w:t>
             </w:r>
           </w:p>
@@ -834,6 +685,7 @@
               <w:rPr>
                 <w:lang w:val="en-US"/>
               </w:rPr>
+              <w:lastRenderedPageBreak/>
               <w:t xml:space="preserve">    dt.Hinh_anh AS [Hình ảnh]</w:t>
             </w:r>
           </w:p>
@@ -1427,6 +1279,7 @@
                 <w:color w:val="FF0000"/>
                 <w:lang w:val="en-US"/>
               </w:rPr>
+              <w:lastRenderedPageBreak/>
               <w:t>dgv_DienThoaiDaThem chỉ hiện danh sách điện thoại vừa thêm tạm thời, chuyển tab là mất</w:t>
             </w:r>
           </w:p>
@@ -1561,7 +1414,6 @@
               <w:rPr>
                 <w:lang w:val="en-US"/>
               </w:rPr>
-              <w:lastRenderedPageBreak/>
               <w:t>Ngày nhập</w:t>
             </w:r>
           </w:p>
@@ -1709,7 +1561,6 @@
               <w:rPr>
                 <w:lang w:val="en-US"/>
               </w:rPr>
-              <w:lastRenderedPageBreak/>
               <w:t>Dgv_ChiTietDonNhap</w:t>
             </w:r>
           </w:p>
@@ -2027,6 +1878,7 @@
               <w:rPr>
                 <w:lang w:val="en-US"/>
               </w:rPr>
+              <w:lastRenderedPageBreak/>
               <w:t xml:space="preserve">    dm.Ma_dong_may AS [Mã dòng máy],</w:t>
             </w:r>
           </w:p>
@@ -2183,7 +2035,6 @@
               <w:rPr>
                 <w:lang w:val="en-US"/>
               </w:rPr>
-              <w:lastRenderedPageBreak/>
               <w:t xml:space="preserve">    CT_DON_NHAP ctn</w:t>
             </w:r>
           </w:p>
@@ -2647,6 +2498,7 @@
               <w:rPr>
                 <w:lang w:val="en-US"/>
               </w:rPr>
+              <w:lastRenderedPageBreak/>
               <w:t>Tên khách hàng</w:t>
             </w:r>
           </w:p>
@@ -2687,6 +2539,7 @@
               <w:rPr>
                 <w:lang w:val="en-US"/>
               </w:rPr>
+              <w:lastRenderedPageBreak/>
               <w:t>Dgv_ChiTietThanhToan</w:t>
             </w:r>
           </w:p>
@@ -3178,6 +3031,7 @@
               <w:rPr>
                 <w:lang w:val="en-US"/>
               </w:rPr>
+              <w:lastRenderedPageBreak/>
               <w:t>Gmail</w:t>
             </w:r>
           </w:p>
@@ -3339,7 +3193,6 @@
               <w:rPr>
                 <w:lang w:val="en-US"/>
               </w:rPr>
-              <w:lastRenderedPageBreak/>
               <w:t>Mã Imei</w:t>
             </w:r>
           </w:p>
@@ -3483,7 +3336,6 @@
               <w:rPr>
                 <w:lang w:val="en-US"/>
               </w:rPr>
-              <w:lastRenderedPageBreak/>
               <w:t>D</w:t>
             </w:r>
             <w:r>
@@ -4347,6 +4199,7 @@
   <w:style w:type="character" w:default="1" w:styleId="DefaultParagraphFont">
     <w:name w:val="Default Paragraph Font"/>
     <w:uiPriority w:val="1"/>
+    <w:semiHidden/>
     <w:unhideWhenUsed/>
   </w:style>
   <w:style w:type="table" w:default="1" w:styleId="TableNormal">
